--- a/docassemble/AKA2JBranding/data/templates/fill_reconsider_content.docx
+++ b/docassemble/AKA2JBranding/data/templates/fill_reconsider_content.docx
@@ -604,15 +604,7 @@
         <w:t>If you fill out paper copies of the forms, or do not file them with TrueFiling, read</w:t>
       </w:r>
       <w:r>
-        <w:t xml:space="preserve"> {{ </w:t>
-      </w:r>
-      <w:proofErr w:type="spellStart"/>
-      <w:r>
-        <w:t>sign_step.subject</w:t>
-      </w:r>
-      <w:proofErr w:type="spellEnd"/>
-      <w:r>
-        <w:t xml:space="preserve"> }}</w:t>
+        <w:t xml:space="preserve"> {{ sign_step.subject }}</w:t>
       </w:r>
     </w:p>
     <w:p>
